--- a/skill 2/skill2.docx
+++ b/skill 2/skill2.docx
@@ -24,6 +24,9 @@
     </w:p>
     <w:p>
       <w:r>
+        <w:rPr>
+          <w:noProof/>
+        </w:rPr>
         <w:drawing>
           <wp:inline distT="0" distB="0" distL="0" distR="0" wp14:anchorId="6AD196F8" wp14:editId="0599866F">
             <wp:extent cx="4001058" cy="3553321"/>
@@ -117,7 +120,7 @@
         </w:rPr>
         <w:lastRenderedPageBreak/>
         <w:drawing>
-          <wp:inline distT="0" distB="0" distL="0" distR="0" wp14:anchorId="03FFDEB6" wp14:editId="2C1AFFFC">
+          <wp:inline distT="0" distB="0" distL="0" distR="0" wp14:anchorId="03FFDEB6" wp14:editId="37195950">
             <wp:extent cx="5731510" cy="3188970"/>
             <wp:effectExtent l="0" t="0" r="2540" b="0"/>
             <wp:docPr id="594402500" name="Picture 1"/>
@@ -170,7 +173,7 @@
           <w:rPr>
             <w:rStyle w:val="Hyperlink"/>
           </w:rPr>
-          <w:t>https://github.com/krishna3324/Fsad-Skill.git</w:t>
+          <w:t>https://github.com/krishna3324/FSAD-SkillExperiments.git</w:t>
         </w:r>
       </w:hyperlink>
     </w:p>
@@ -279,7 +282,7 @@
               </v:handles>
               <o:lock v:ext="edit" text="t" shapetype="t"/>
             </v:shapetype>
-            <v:shape id="PowerPlusWaterMarkObject28624314" o:spid="_x0000_s1025" type="#_x0000_t136" style="position:absolute;margin-left:0;margin-top:0;width:489.45pt;height:146.8pt;rotation:315;z-index:-251657216;mso-position-horizontal:center;mso-position-horizontal-relative:margin;mso-position-vertical:center;mso-position-vertical-relative:margin" o:allowincell="f" fillcolor="silver" stroked="f">
+            <v:shape id="PowerPlusWaterMarkObject28624314" o:spid="_x0000_s1025" type="#_x0000_t136" style="position:absolute;margin-left:0;margin-top:0;width:489.45pt;height:146.8pt;rotation:315;z-index:-251658752;mso-position-horizontal:center;mso-position-horizontal-relative:margin;mso-position-vertical:center;mso-position-vertical-relative:margin" o:allowincell="f" fillcolor="silver" stroked="f">
               <v:fill opacity=".5"/>
               <v:textpath style="font-family:&quot;Calibri&quot;;font-size:1pt" string="2400030120"/>
               <w10:wrap anchorx="margin" anchory="margin"/>
